--- a/Svar på teoretiska frågor.docx
+++ b/Svar på teoretiska frågor.docx
@@ -104,7 +104,13 @@
       </w:r>
       <w:proofErr w:type="spellEnd"/>
       <w:r>
-        <w:t xml:space="preserve"> objekt är sådana som det går att göra ändra i </w:t>
+        <w:t xml:space="preserve"> objekt är sådana som går att ändra </w:t>
+      </w:r>
+      <w:r>
+        <w:t>efter att de har skapats,</w:t>
+      </w:r>
+      <w:r>
+        <w:t xml:space="preserve"> </w:t>
       </w:r>
       <w:proofErr w:type="gramStart"/>
       <w:r>
@@ -115,8 +121,19 @@
         <w:t xml:space="preserve"> listor</w:t>
       </w:r>
       <w:r>
-        <w:t xml:space="preserve"> och set</w:t>
-      </w:r>
+        <w:t>,</w:t>
+      </w:r>
+      <w:r>
+        <w:t xml:space="preserve"> set</w:t>
+      </w:r>
+      <w:r>
+        <w:t xml:space="preserve"> och </w:t>
+      </w:r>
+      <w:proofErr w:type="spellStart"/>
+      <w:r>
+        <w:t>dictionaries</w:t>
+      </w:r>
+      <w:proofErr w:type="spellEnd"/>
       <w:r>
         <w:t xml:space="preserve">. </w:t>
       </w:r>
@@ -162,7 +179,13 @@
         </w:numPr>
       </w:pPr>
       <w:r>
-        <w:t xml:space="preserve">Ett set kan bara innehålla unika värden. Dessa tecken används: </w:t>
+        <w:t xml:space="preserve">Ett set </w:t>
+      </w:r>
+      <w:r>
+        <w:t>skrivs med måsvingar</w:t>
+      </w:r>
+      <w:r>
+        <w:t xml:space="preserve"> </w:t>
       </w:r>
       <w:proofErr w:type="gramStart"/>
       <w:r>
@@ -170,10 +193,19 @@
       </w:r>
       <w:proofErr w:type="gramEnd"/>
       <w:r>
-        <w:t xml:space="preserve"> När man inte vill ha med dubbletter är set bättre än listor</w:t>
-      </w:r>
-      <w:r>
-        <w:t xml:space="preserve">. Dessutom får man en snabbare överblick. Det är bra när man </w:t>
+        <w:t xml:space="preserve"> och kan bara innehålla unika värden. </w:t>
+      </w:r>
+      <w:r>
+        <w:t>När man inte vill ha med dubbletter är set bättre än listor</w:t>
+      </w:r>
+      <w:r>
+        <w:t xml:space="preserve">. Dessutom får man en snabbare </w:t>
+      </w:r>
+      <w:r>
+        <w:t>sökning</w:t>
+      </w:r>
+      <w:r>
+        <w:t xml:space="preserve">. Det är bra när man </w:t>
       </w:r>
       <w:proofErr w:type="gramStart"/>
       <w:r>
@@ -193,7 +225,13 @@
         </w:numPr>
       </w:pPr>
       <w:r>
-        <w:t>En loop är en ett steg /en process som sker många gånger (itererar) där man anger olika villkor. Om ett villkor uppfylls sker en sak, om det inte uppfylls sker en annan sak. Det kan ske i många led och vara väldigt specifikt. Om man vill fylla på nya värden i e</w:t>
+        <w:t xml:space="preserve">En loop är en ett steg /en process som </w:t>
+      </w:r>
+      <w:r>
+        <w:t>upprepas</w:t>
+      </w:r>
+      <w:r>
+        <w:t xml:space="preserve"> (itererar) där man anger olika villkor. Om ett villkor uppfylls sker en sak, om det inte uppfylls sker en annan sak. Det kan ske i många led och vara väldigt specifikt. Om man vill fylla på nya värden i e</w:t>
       </w:r>
       <w:r>
         <w:t xml:space="preserve">tt set </w:t>
@@ -207,7 +245,13 @@
       </w:r>
       <w:proofErr w:type="gramEnd"/>
       <w:r>
-        <w:t xml:space="preserve"> temperatur kan en loop vara bra att använda.</w:t>
+        <w:t xml:space="preserve"> temperatur</w:t>
+      </w:r>
+      <w:r>
+        <w:t>,</w:t>
+      </w:r>
+      <w:r>
+        <w:t xml:space="preserve"> kan en loop vara bra att använda.</w:t>
       </w:r>
     </w:p>
     <w:p>
@@ -240,7 +284,13 @@
         <w:t>objekt</w:t>
       </w:r>
       <w:r>
-        <w:t xml:space="preserve">, är instanser. </w:t>
+        <w:t>, är instanser.</w:t>
+      </w:r>
+      <w:r>
+        <w:t xml:space="preserve"> Med andra ord är en instans ett objekt som skapas från en klass.</w:t>
+      </w:r>
+      <w:r>
+        <w:t xml:space="preserve"> </w:t>
       </w:r>
       <w:r>
         <w:t>Man kan instansiera en klass med olika attribut. Metoder/funktioner är definierade i klassen.</w:t>
@@ -273,6 +323,9 @@
       <w:proofErr w:type="gramEnd"/>
       <w:r>
         <w:t xml:space="preserve"> skriver ut ett namn eller så returnerar den ett värde som kan vara en uträkning.</w:t>
+      </w:r>
+      <w:r>
+        <w:t xml:space="preserve"> Sammanfattat, en funktion kan antingen returnera ett värde eller bara utföra en handling.</w:t>
       </w:r>
     </w:p>
     <w:p>
@@ -387,11 +440,16 @@
         <w:t xml:space="preserve">Träningsdatan används när Kalle provar olika ML-modeller för att se vilken som lämpar sig bäst för den data han har och hans ändamål. </w:t>
       </w:r>
       <w:r>
-        <w:t>Den är till för att lära upp modellen. Valideringsdata</w:t>
+        <w:t xml:space="preserve">Den är till för att lära upp modellen. </w:t>
+      </w:r>
+      <w:proofErr w:type="spellStart"/>
+      <w:r>
+        <w:t>Valideringsdata</w:t>
       </w:r>
       <w:r>
         <w:t>n</w:t>
       </w:r>
+      <w:proofErr w:type="spellEnd"/>
       <w:r>
         <w:t xml:space="preserve"> utvärderar modellerna. </w:t>
       </w:r>
@@ -405,6 +463,7 @@
         <w:t xml:space="preserve"> används bara till </w:t>
       </w:r>
       <w:r>
+        <w:lastRenderedPageBreak/>
         <w:t xml:space="preserve">det </w:t>
       </w:r>
       <w:r>
@@ -414,11 +473,7 @@
         <w:t xml:space="preserve">(endast en gång!) </w:t>
       </w:r>
       <w:r>
-        <w:t xml:space="preserve">när han har valt modell att köra på. Innan </w:t>
-      </w:r>
-      <w:r>
-        <w:lastRenderedPageBreak/>
-        <w:t>dess är det viktigt att den är helt orörd.</w:t>
+        <w:t>när han har valt modell att köra på. Innan dess är det viktigt att den är helt orörd.</w:t>
       </w:r>
       <w:r>
         <w:t xml:space="preserve"> Ofta är det 20 % av data som sparas till test.</w:t>
@@ -446,6 +501,9 @@
       <w:r>
         <w:t xml:space="preserve"> uppdelad i 5 delar, på träningsdata. Sedan jämför hon genomsnittligt RMSE och går vidare till att använda även testdatan om hon är nöjd med RMSE-värdet.</w:t>
       </w:r>
+      <w:r>
+        <w:t xml:space="preserve"> Detta gör så att hon kan använda all data effektivt utan att skapa en separat valideringsmängd.</w:t>
+      </w:r>
     </w:p>
     <w:p>
       <w:pPr>
@@ -534,7 +592,27 @@
         <w:t>. Det ä</w:t>
       </w:r>
       <w:r>
-        <w:t>r ett medelvärdesmått på hur korrekt en modell predikterar. Var gränsen går för att det ska vara en tillräckligt bra modell avgör man själv från fall till fall, beroende på hur korrekta prediktioner man behöver. Genom att jämföra RMSE kan man se vilken ML-modell som är bäst.</w:t>
+        <w:t>r ett</w:t>
+      </w:r>
+      <w:r>
+        <w:t xml:space="preserve"> </w:t>
+      </w:r>
+      <w:r>
+        <w:t>mått på modell</w:t>
+      </w:r>
+      <w:r>
+        <w:t xml:space="preserve">ens genomsnittliga fel angett i samma enhet som </w:t>
+      </w:r>
+      <w:proofErr w:type="spellStart"/>
+      <w:r>
+        <w:t>target</w:t>
+      </w:r>
+      <w:proofErr w:type="spellEnd"/>
+      <w:r>
+        <w:t>-variabeln.</w:t>
+      </w:r>
+      <w:r>
+        <w:t xml:space="preserve"> Var gränsen går för att det ska vara en tillräckligt bra modell avgör man själv från fall till fall, beroende på hur korrekta prediktioner man behöver. Genom att jämföra RMSE kan man se vilken ML-modell som är bäst.</w:t>
       </w:r>
     </w:p>
     <w:p>
@@ -546,7 +624,19 @@
         </w:numPr>
       </w:pPr>
       <w:r>
-        <w:t xml:space="preserve"> Klassificeringsproblem är när en modell ska prediktera en kategori/klassificering. Oftast är detta binärt med två klasser såsom ”ja” eller ”nej”.  Det finns en modell som kallas Logistisk regression och som visar sannolikheter. Andra är Decision </w:t>
+        <w:t xml:space="preserve"> Klassificeringsproblem är när en modell ska prediktera en kategori/klassificering. </w:t>
+      </w:r>
+      <w:r>
+        <w:t xml:space="preserve">Det kan vara </w:t>
+      </w:r>
+      <w:r>
+        <w:t>binärt med två klasser såsom ”ja” eller ”nej”</w:t>
+      </w:r>
+      <w:r>
+        <w:t xml:space="preserve"> eller flerklass med fler alternativ</w:t>
+      </w:r>
+      <w:r>
+        <w:t xml:space="preserve">.  Det finns en modell som kallas Logistisk regression och som visar sannolikheter. Andra är Decision </w:t>
       </w:r>
       <w:proofErr w:type="spellStart"/>
       <w:r>
@@ -634,7 +724,18 @@
       </w:r>
       <w:proofErr w:type="spellEnd"/>
       <w:r>
-        <w:t xml:space="preserve"> Positive (ett ja som är fel) och Fals Negative (ett nej som är fel).</w:t>
+        <w:t xml:space="preserve"> Positive (ett ja som är fel) och </w:t>
+      </w:r>
+      <w:proofErr w:type="spellStart"/>
+      <w:r>
+        <w:t>Fals</w:t>
+      </w:r>
+      <w:r>
+        <w:t>e</w:t>
+      </w:r>
+      <w:proofErr w:type="spellEnd"/>
+      <w:r>
+        <w:t xml:space="preserve"> Negative (ett nej som är fel).</w:t>
       </w:r>
     </w:p>
     <w:p>
@@ -706,15 +807,19 @@
       </w:r>
       <w:proofErr w:type="spellEnd"/>
       <w:r>
-        <w:t xml:space="preserve"> varje </w:t>
-      </w:r>
-      <w:proofErr w:type="spellStart"/>
-      <w:r>
-        <w:t>kategor</w:t>
-      </w:r>
-      <w:proofErr w:type="spellEnd"/>
-      <w:r>
-        <w:t xml:space="preserve"> mer en siffra. </w:t>
+        <w:t xml:space="preserve"> varje kategor</w:t>
+      </w:r>
+      <w:r>
+        <w:t>i</w:t>
+      </w:r>
+      <w:r>
+        <w:t xml:space="preserve"> me</w:t>
+      </w:r>
+      <w:r>
+        <w:t>d</w:t>
+      </w:r>
+      <w:r>
+        <w:t xml:space="preserve"> en siffra. </w:t>
       </w:r>
       <w:r>
         <w:t xml:space="preserve">Det kan handla om låga, mellanhöga och höga priser med en naturlig ordning. Output blir </w:t>
@@ -741,15 +846,7 @@
       </w:r>
       <w:proofErr w:type="spellEnd"/>
       <w:r>
-        <w:t xml:space="preserve"> ersätter också text med numeriska värden men delar in dessa i kolumner. En färg kan få en kolumn (0</w:t>
-      </w:r>
-      <w:proofErr w:type="gramStart"/>
-      <w:r>
-        <w:t>),  nästa</w:t>
-      </w:r>
-      <w:proofErr w:type="gramEnd"/>
-      <w:r>
-        <w:t xml:space="preserve"> färg får nästa kolumn (1), osv. Dummy </w:t>
+        <w:t xml:space="preserve"> ersätter också text med numeriska värden men delar in dessa i kolumner. En färg kan få en kolumn (0), nästa färg får nästa kolumn (1), osv. Dummy </w:t>
       </w:r>
       <w:proofErr w:type="spellStart"/>
       <w:r>
@@ -793,7 +890,11 @@
       </w:r>
       <w:proofErr w:type="gramEnd"/>
       <w:r>
-        <w:t xml:space="preserve"> betyg eller olika nivåer på priser eller temperaturer så skulle jag säga att färg på skjorta är nominala kategorier. En färg är inte naturligt ”värd mer” än en annan på samma sätt. Om Julia ändå vill rangordna färger efter vilken som är vackrast kan hon se det som </w:t>
+        <w:t xml:space="preserve"> betyg eller olika nivåer på priser eller temperaturer så skulle jag säga att färg på skjorta är nominala kategorier. En färg är inte naturligt ”värd mer” än en annan på samma </w:t>
+      </w:r>
+      <w:r>
+        <w:lastRenderedPageBreak/>
+        <w:t xml:space="preserve">sätt. Om Julia ändå vill rangordna färger efter vilken som är vackrast kan hon se det som </w:t>
       </w:r>
       <w:proofErr w:type="spellStart"/>
       <w:r>
@@ -801,7 +902,13 @@
       </w:r>
       <w:proofErr w:type="spellEnd"/>
       <w:r>
-        <w:t xml:space="preserve"> data. Alla data måste inte alltid tolkas som </w:t>
+        <w:t xml:space="preserve"> data. All</w:t>
+      </w:r>
+      <w:r>
+        <w:t>a</w:t>
+      </w:r>
+      <w:r>
+        <w:t xml:space="preserve"> data måste inte alltid tolkas som </w:t>
       </w:r>
       <w:proofErr w:type="spellStart"/>
       <w:r>
@@ -809,11 +916,7 @@
       </w:r>
       <w:proofErr w:type="spellEnd"/>
       <w:r>
-        <w:t xml:space="preserve">. Om datan i </w:t>
-      </w:r>
-      <w:r>
-        <w:lastRenderedPageBreak/>
-        <w:t>kategorierna är likvärdig så är den nominal. Det kan bli fel om man inte vet hur man ska hantera datan.</w:t>
+        <w:t>. Om datan i kategorierna är likvärdig så är den nominal. Det kan bli fel om man inte vet hur man ska hantera datan.</w:t>
       </w:r>
     </w:p>
     <w:p>
@@ -831,7 +934,19 @@
         <w:t xml:space="preserve">För att optimera hyperparametrar behöver man prova sig fram och testa olika värden. </w:t>
       </w:r>
       <w:r>
-        <w:t>Parametrar däremot räknas ut när man kör modellen</w:t>
+        <w:t>Parametrar däremot</w:t>
+      </w:r>
+      <w:r>
+        <w:t xml:space="preserve"> lärs automatiskt</w:t>
+      </w:r>
+      <w:r>
+        <w:t xml:space="preserve"> när man </w:t>
+      </w:r>
+      <w:r>
+        <w:t>tränar</w:t>
+      </w:r>
+      <w:r>
+        <w:t xml:space="preserve"> modellen</w:t>
       </w:r>
       <w:r>
         <w:t xml:space="preserve">. Då är det </w:t>
